--- a/templates/stage-orders/xa.template.docx
+++ b/templates/stage-orders/xa.template.docx
@@ -74,10 +74,46 @@
                 <w:rFonts w:ascii="Times New Roman" w:hAnsi="Times New Roman"/>
                 <w:sz w:val="24"/>
               </w:rPr>
+              <w:t xml:space="preserve">6. Khối lượng: {{khoi_luong}}</w:t>
+            </w:r>
+          </w:p>
+        </w:tc>
+      </w:tr>
+      <w:tr>
+        <w:tc>
+          <w:tcPr>
+            <w:tcW w:w="5000" w:type="dxa"/>
+          </w:tcPr>
+          <w:p>
+            <w:pPr>
+              <w:spacing w:before="40" w:after="40"/>
+            </w:pPr>
+            <w:r>
+              <w:rPr>
+                <w:rFonts w:ascii="Times New Roman" w:hAnsi="Times New Roman"/>
+                <w:sz w:val="24"/>
+              </w:rPr>
               <w:t xml:space="preserve">2. Kích thước xả: {{kich_thuoc_xa}}</w:t>
             </w:r>
           </w:p>
         </w:tc>
+        <w:tc>
+          <w:tcPr>
+            <w:tcW w:w="5000" w:type="dxa"/>
+          </w:tcPr>
+          <w:p>
+            <w:pPr>
+              <w:spacing w:before="40" w:after="40"/>
+            </w:pPr>
+            <w:r>
+              <w:rPr>
+                <w:rFonts w:ascii="Times New Roman" w:hAnsi="Times New Roman"/>
+                <w:sz w:val="24"/>
+              </w:rPr>
+              <w:t xml:space="preserve">7. Số quả: {{so_qua}} — Trọng lượng/quả: {{trong_luong_qua}}</w:t>
+            </w:r>
+          </w:p>
+        </w:tc>
       </w:tr>
       <w:tr>
         <w:tc>
@@ -110,7 +146,7 @@
                 <w:rFonts w:ascii="Times New Roman" w:hAnsi="Times New Roman"/>
                 <w:sz w:val="24"/>
               </w:rPr>
-              <w:t xml:space="preserve">4. Khối lượng: {{khoi_luong}}</w:t>
+              <w:t xml:space="preserve">8. Số lượng tương ứng: {{so_luong_tuong_ung}} Tờ</w:t>
             </w:r>
           </w:p>
         </w:tc>
@@ -129,6 +165,42 @@
                 <w:rFonts w:ascii="Times New Roman" w:hAnsi="Times New Roman"/>
                 <w:sz w:val="24"/>
               </w:rPr>
+              <w:t xml:space="preserve">4. Ngày đưa lệnh: {{ngay_dua_lenh}}</w:t>
+            </w:r>
+          </w:p>
+        </w:tc>
+        <w:tc>
+          <w:tcPr>
+            <w:tcW w:w="5000" w:type="dxa"/>
+          </w:tcPr>
+          <w:p>
+            <w:pPr>
+              <w:spacing w:before="40" w:after="40"/>
+            </w:pPr>
+            <w:r>
+              <w:rPr>
+                <w:rFonts w:ascii="Times New Roman" w:hAnsi="Times New Roman"/>
+                <w:sz w:val="24"/>
+              </w:rPr>
+              <w:t xml:space="preserve">9. Ngày hoàn thành: {{ngay_hoan_thanh}}</w:t>
+            </w:r>
+          </w:p>
+        </w:tc>
+      </w:tr>
+      <w:tr>
+        <w:tc>
+          <w:tcPr>
+            <w:tcW w:w="5000" w:type="dxa"/>
+          </w:tcPr>
+          <w:p>
+            <w:pPr>
+              <w:spacing w:before="40" w:after="40"/>
+            </w:pPr>
+            <w:r>
+              <w:rPr>
+                <w:rFonts w:ascii="Times New Roman" w:hAnsi="Times New Roman"/>
+                <w:sz w:val="24"/>
+              </w:rPr>
               <w:t xml:space="preserve">5. Số lệnh: {{so_lenh}}</w:t>
             </w:r>
           </w:p>
@@ -146,43 +218,7 @@
                 <w:rFonts w:ascii="Times New Roman" w:hAnsi="Times New Roman"/>
                 <w:sz w:val="24"/>
               </w:rPr>
-              <w:t xml:space="preserve">6. Ngày đưa lệnh: {{ngay_dua_lenh}}</w:t>
-            </w:r>
-          </w:p>
-        </w:tc>
-      </w:tr>
-      <w:tr>
-        <w:tc>
-          <w:tcPr>
-            <w:tcW w:w="5000" w:type="dxa"/>
-          </w:tcPr>
-          <w:p>
-            <w:pPr>
-              <w:spacing w:before="40" w:after="40"/>
-            </w:pPr>
-            <w:r>
-              <w:rPr>
-                <w:rFonts w:ascii="Times New Roman" w:hAnsi="Times New Roman"/>
-                <w:sz w:val="24"/>
-              </w:rPr>
-              <w:t xml:space="preserve">7. Ngày hoàn thành: {{ngay_hoan_thanh}}</w:t>
-            </w:r>
-          </w:p>
-        </w:tc>
-        <w:tc>
-          <w:tcPr>
-            <w:tcW w:w="5000" w:type="dxa"/>
-          </w:tcPr>
-          <w:p>
-            <w:pPr>
-              <w:spacing w:before="40" w:after="40"/>
-            </w:pPr>
-            <w:r>
-              <w:rPr>
-                <w:rFonts w:ascii="Times New Roman" w:hAnsi="Times New Roman"/>
-                <w:sz w:val="24"/>
-              </w:rPr>
-              <w:t xml:space="preserve">8. Ghi chú: {{ghi_chu}}</w:t>
+              <w:t xml:space="preserve">10. Ghi chú: {{ghi_chu}}</w:t>
             </w:r>
           </w:p>
         </w:tc>
@@ -565,7 +601,6 @@
                 <w:szCs w:val="24"/>
               </w:rPr>
             </w:pPr>
-            <w:proofErr w:type="spellStart"/>
             <w:r>
               <w:rPr>
                 <w:rFonts w:ascii="Times New Roman" w:hAnsi="Times New Roman"/>
@@ -573,37 +608,7 @@
                 <w:sz w:val="24"/>
                 <w:szCs w:val="24"/>
               </w:rPr>
-              <w:t>Ngày</w:t>
-            </w:r>
-            <w:proofErr w:type="spellEnd"/>
-            <w:r>
-              <w:rPr>
-                <w:rFonts w:ascii="Times New Roman" w:hAnsi="Times New Roman"/>
-                <w:b/>
-                <w:sz w:val="24"/>
-                <w:szCs w:val="24"/>
-              </w:rPr>
-              <w:t xml:space="preserve"> </w:t>
-            </w:r>
-            <w:proofErr w:type="spellStart"/>
-            <w:r>
-              <w:rPr>
-                <w:rFonts w:ascii="Times New Roman" w:hAnsi="Times New Roman"/>
-                <w:b/>
-                <w:sz w:val="24"/>
-                <w:szCs w:val="24"/>
-              </w:rPr>
-              <w:t>nhập</w:t>
-            </w:r>
-            <w:proofErr w:type="spellEnd"/>
-            <w:r>
-              <w:rPr>
-                <w:rFonts w:ascii="Times New Roman" w:hAnsi="Times New Roman"/>
-                <w:b/>
-                <w:sz w:val="24"/>
-                <w:szCs w:val="24"/>
-              </w:rPr>
-              <w:t xml:space="preserve"> </w:t>
+              <w:t xml:space="preserve">Ngày nhập </w:t>
             </w:r>
           </w:p>
           <w:p>
@@ -656,7 +661,6 @@
                 <w:szCs w:val="24"/>
               </w:rPr>
             </w:pPr>
-            <w:proofErr w:type="spellStart"/>
             <w:r>
               <w:rPr>
                 <w:rFonts w:ascii="Times New Roman" w:hAnsi="Times New Roman"/>
@@ -664,9 +668,28 @@
                 <w:sz w:val="24"/>
                 <w:szCs w:val="24"/>
               </w:rPr>
-              <w:t>Kiểm</w:t>
+              <w:t>Kiểm tra ngoại quan</w:t>
             </w:r>
-            <w:proofErr w:type="spellEnd"/>
+          </w:p>
+        </w:tc>
+        <w:tc>
+          <w:tcPr>
+            <w:tcW w:w="958" w:type="dxa"/>
+            <w:tcBorders>
+              <w:bottom w:val="single" w:sz="4" w:space="0" w:color="auto"/>
+            </w:tcBorders>
+            <w:vAlign w:val="center"/>
+          </w:tcPr>
+          <w:p>
+            <w:pPr>
+              <w:jc w:val="center"/>
+              <w:rPr>
+                <w:rFonts w:ascii="Times New Roman" w:hAnsi="Times New Roman"/>
+                <w:b/>
+                <w:sz w:val="24"/>
+                <w:szCs w:val="24"/>
+              </w:rPr>
+            </w:pPr>
             <w:r>
               <w:rPr>
                 <w:rFonts w:ascii="Times New Roman" w:hAnsi="Times New Roman"/>
@@ -674,150 +697,8 @@
                 <w:sz w:val="24"/>
                 <w:szCs w:val="24"/>
               </w:rPr>
-              <w:t xml:space="preserve"> </w:t>
+              <w:t>Định lượng đầu vào</w:t>
             </w:r>
-            <w:proofErr w:type="spellStart"/>
-            <w:r>
-              <w:rPr>
-                <w:rFonts w:ascii="Times New Roman" w:hAnsi="Times New Roman"/>
-                <w:b/>
-                <w:sz w:val="24"/>
-                <w:szCs w:val="24"/>
-              </w:rPr>
-              <w:t>tra</w:t>
-            </w:r>
-            <w:proofErr w:type="spellEnd"/>
-            <w:r>
-              <w:rPr>
-                <w:rFonts w:ascii="Times New Roman" w:hAnsi="Times New Roman"/>
-                <w:b/>
-                <w:sz w:val="24"/>
-                <w:szCs w:val="24"/>
-              </w:rPr>
-              <w:t xml:space="preserve"> </w:t>
-            </w:r>
-            <w:proofErr w:type="spellStart"/>
-            <w:r>
-              <w:rPr>
-                <w:rFonts w:ascii="Times New Roman" w:hAnsi="Times New Roman"/>
-                <w:b/>
-                <w:sz w:val="24"/>
-                <w:szCs w:val="24"/>
-              </w:rPr>
-              <w:t>ngoại</w:t>
-            </w:r>
-            <w:proofErr w:type="spellEnd"/>
-            <w:r>
-              <w:rPr>
-                <w:rFonts w:ascii="Times New Roman" w:hAnsi="Times New Roman"/>
-                <w:b/>
-                <w:sz w:val="24"/>
-                <w:szCs w:val="24"/>
-              </w:rPr>
-              <w:t xml:space="preserve"> </w:t>
-            </w:r>
-            <w:proofErr w:type="spellStart"/>
-            <w:r>
-              <w:rPr>
-                <w:rFonts w:ascii="Times New Roman" w:hAnsi="Times New Roman"/>
-                <w:b/>
-                <w:sz w:val="24"/>
-                <w:szCs w:val="24"/>
-              </w:rPr>
-              <w:t>quan</w:t>
-            </w:r>
-            <w:proofErr w:type="spellEnd"/>
-          </w:p>
-        </w:tc>
-        <w:tc>
-          <w:tcPr>
-            <w:tcW w:w="958" w:type="dxa"/>
-            <w:tcBorders>
-              <w:bottom w:val="single" w:sz="4" w:space="0" w:color="auto"/>
-            </w:tcBorders>
-            <w:vAlign w:val="center"/>
-          </w:tcPr>
-          <w:p>
-            <w:pPr>
-              <w:jc w:val="center"/>
-              <w:rPr>
-                <w:rFonts w:ascii="Times New Roman" w:hAnsi="Times New Roman"/>
-                <w:b/>
-                <w:sz w:val="24"/>
-                <w:szCs w:val="24"/>
-              </w:rPr>
-            </w:pPr>
-            <w:proofErr w:type="spellStart"/>
-            <w:r>
-              <w:rPr>
-                <w:rFonts w:ascii="Times New Roman" w:hAnsi="Times New Roman"/>
-                <w:b/>
-                <w:sz w:val="24"/>
-                <w:szCs w:val="24"/>
-              </w:rPr>
-              <w:t>Định</w:t>
-            </w:r>
-            <w:proofErr w:type="spellEnd"/>
-            <w:r>
-              <w:rPr>
-                <w:rFonts w:ascii="Times New Roman" w:hAnsi="Times New Roman"/>
-                <w:b/>
-                <w:sz w:val="24"/>
-                <w:szCs w:val="24"/>
-              </w:rPr>
-              <w:t xml:space="preserve"> </w:t>
-            </w:r>
-            <w:proofErr w:type="spellStart"/>
-            <w:r>
-              <w:rPr>
-                <w:rFonts w:ascii="Times New Roman" w:hAnsi="Times New Roman"/>
-                <w:b/>
-                <w:sz w:val="24"/>
-                <w:szCs w:val="24"/>
-              </w:rPr>
-              <w:t>lượng</w:t>
-            </w:r>
-            <w:proofErr w:type="spellEnd"/>
-            <w:r>
-              <w:rPr>
-                <w:rFonts w:ascii="Times New Roman" w:hAnsi="Times New Roman"/>
-                <w:b/>
-                <w:sz w:val="24"/>
-                <w:szCs w:val="24"/>
-              </w:rPr>
-              <w:t xml:space="preserve"> </w:t>
-            </w:r>
-            <w:proofErr w:type="spellStart"/>
-            <w:r>
-              <w:rPr>
-                <w:rFonts w:ascii="Times New Roman" w:hAnsi="Times New Roman"/>
-                <w:b/>
-                <w:sz w:val="24"/>
-                <w:szCs w:val="24"/>
-              </w:rPr>
-              <w:t>đầu</w:t>
-            </w:r>
-            <w:proofErr w:type="spellEnd"/>
-            <w:r>
-              <w:rPr>
-                <w:rFonts w:ascii="Times New Roman" w:hAnsi="Times New Roman"/>
-                <w:b/>
-                <w:sz w:val="24"/>
-                <w:szCs w:val="24"/>
-              </w:rPr>
-              <w:t xml:space="preserve"> </w:t>
-            </w:r>
-            <w:proofErr w:type="spellStart"/>
-            <w:r>
-              <w:rPr>
-                <w:rFonts w:ascii="Times New Roman" w:hAnsi="Times New Roman"/>
-                <w:b/>
-                <w:sz w:val="24"/>
-                <w:szCs w:val="24"/>
-              </w:rPr>
-              <w:t>vào</w:t>
-            </w:r>
-            <w:proofErr w:type="spellEnd"/>
           </w:p>
           <w:p>
             <w:pPr>
@@ -859,7 +740,6 @@
                 <w:szCs w:val="24"/>
               </w:rPr>
             </w:pPr>
-            <w:proofErr w:type="spellStart"/>
             <w:r>
               <w:rPr>
                 <w:rFonts w:ascii="Times New Roman" w:hAnsi="Times New Roman"/>
@@ -867,69 +747,8 @@
                 <w:sz w:val="24"/>
                 <w:szCs w:val="24"/>
               </w:rPr>
-              <w:t>Khối</w:t>
+              <w:t>Khối lượng trên quả</w:t>
             </w:r>
-            <w:proofErr w:type="spellEnd"/>
-            <w:r>
-              <w:rPr>
-                <w:rFonts w:ascii="Times New Roman" w:hAnsi="Times New Roman"/>
-                <w:b/>
-                <w:sz w:val="24"/>
-                <w:szCs w:val="24"/>
-              </w:rPr>
-              <w:t xml:space="preserve"> </w:t>
-            </w:r>
-            <w:proofErr w:type="spellStart"/>
-            <w:r>
-              <w:rPr>
-                <w:rFonts w:ascii="Times New Roman" w:hAnsi="Times New Roman"/>
-                <w:b/>
-                <w:sz w:val="24"/>
-                <w:szCs w:val="24"/>
-              </w:rPr>
-              <w:t>lượng</w:t>
-            </w:r>
-            <w:proofErr w:type="spellEnd"/>
-            <w:r>
-              <w:rPr>
-                <w:rFonts w:ascii="Times New Roman" w:hAnsi="Times New Roman"/>
-                <w:b/>
-                <w:sz w:val="24"/>
-                <w:szCs w:val="24"/>
-              </w:rPr>
-              <w:t xml:space="preserve"> </w:t>
-            </w:r>
-            <w:proofErr w:type="spellStart"/>
-            <w:r>
-              <w:rPr>
-                <w:rFonts w:ascii="Times New Roman" w:hAnsi="Times New Roman"/>
-                <w:b/>
-                <w:sz w:val="24"/>
-                <w:szCs w:val="24"/>
-              </w:rPr>
-              <w:t>trên</w:t>
-            </w:r>
-            <w:proofErr w:type="spellEnd"/>
-            <w:r>
-              <w:rPr>
-                <w:rFonts w:ascii="Times New Roman" w:hAnsi="Times New Roman"/>
-                <w:b/>
-                <w:sz w:val="24"/>
-                <w:szCs w:val="24"/>
-              </w:rPr>
-              <w:t xml:space="preserve"> </w:t>
-            </w:r>
-            <w:proofErr w:type="spellStart"/>
-            <w:r>
-              <w:rPr>
-                <w:rFonts w:ascii="Times New Roman" w:hAnsi="Times New Roman"/>
-                <w:b/>
-                <w:sz w:val="24"/>
-                <w:szCs w:val="24"/>
-              </w:rPr>
-              <w:t>quả</w:t>
-            </w:r>
-            <w:proofErr w:type="spellEnd"/>
           </w:p>
           <w:p>
             <w:pPr>
@@ -979,7 +798,6 @@
                 <w:szCs w:val="24"/>
               </w:rPr>
             </w:pPr>
-            <w:proofErr w:type="spellStart"/>
             <w:r>
               <w:rPr>
                 <w:rFonts w:ascii="Times New Roman" w:hAnsi="Times New Roman"/>
@@ -987,69 +805,8 @@
                 <w:sz w:val="24"/>
                 <w:szCs w:val="24"/>
               </w:rPr>
-              <w:t>Khối</w:t>
+              <w:t>Khối lượng cân lại</w:t>
             </w:r>
-            <w:proofErr w:type="spellEnd"/>
-            <w:r>
-              <w:rPr>
-                <w:rFonts w:ascii="Times New Roman" w:hAnsi="Times New Roman"/>
-                <w:b/>
-                <w:sz w:val="24"/>
-                <w:szCs w:val="24"/>
-              </w:rPr>
-              <w:t xml:space="preserve"> </w:t>
-            </w:r>
-            <w:proofErr w:type="spellStart"/>
-            <w:r>
-              <w:rPr>
-                <w:rFonts w:ascii="Times New Roman" w:hAnsi="Times New Roman"/>
-                <w:b/>
-                <w:sz w:val="24"/>
-                <w:szCs w:val="24"/>
-              </w:rPr>
-              <w:t>lượng</w:t>
-            </w:r>
-            <w:proofErr w:type="spellEnd"/>
-            <w:r>
-              <w:rPr>
-                <w:rFonts w:ascii="Times New Roman" w:hAnsi="Times New Roman"/>
-                <w:b/>
-                <w:sz w:val="24"/>
-                <w:szCs w:val="24"/>
-              </w:rPr>
-              <w:t xml:space="preserve"> </w:t>
-            </w:r>
-            <w:proofErr w:type="spellStart"/>
-            <w:r>
-              <w:rPr>
-                <w:rFonts w:ascii="Times New Roman" w:hAnsi="Times New Roman"/>
-                <w:b/>
-                <w:sz w:val="24"/>
-                <w:szCs w:val="24"/>
-              </w:rPr>
-              <w:t>cân</w:t>
-            </w:r>
-            <w:proofErr w:type="spellEnd"/>
-            <w:r>
-              <w:rPr>
-                <w:rFonts w:ascii="Times New Roman" w:hAnsi="Times New Roman"/>
-                <w:b/>
-                <w:sz w:val="24"/>
-                <w:szCs w:val="24"/>
-              </w:rPr>
-              <w:t xml:space="preserve"> </w:t>
-            </w:r>
-            <w:proofErr w:type="spellStart"/>
-            <w:r>
-              <w:rPr>
-                <w:rFonts w:ascii="Times New Roman" w:hAnsi="Times New Roman"/>
-                <w:b/>
-                <w:sz w:val="24"/>
-                <w:szCs w:val="24"/>
-              </w:rPr>
-              <w:t>lại</w:t>
-            </w:r>
-            <w:proofErr w:type="spellEnd"/>
           </w:p>
           <w:p>
             <w:pPr>
@@ -1099,7 +856,6 @@
                 <w:szCs w:val="24"/>
               </w:rPr>
             </w:pPr>
-            <w:proofErr w:type="spellStart"/>
             <w:r>
               <w:rPr>
                 <w:rFonts w:ascii="Times New Roman" w:hAnsi="Times New Roman"/>
@@ -1107,57 +863,7 @@
                 <w:sz w:val="24"/>
                 <w:szCs w:val="24"/>
               </w:rPr>
-              <w:t>Rách</w:t>
-            </w:r>
-            <w:proofErr w:type="spellEnd"/>
-            <w:r>
-              <w:rPr>
-                <w:rFonts w:ascii="Times New Roman" w:hAnsi="Times New Roman"/>
-                <w:b/>
-                <w:sz w:val="24"/>
-                <w:szCs w:val="24"/>
-              </w:rPr>
-              <w:t xml:space="preserve"> </w:t>
-            </w:r>
-            <w:proofErr w:type="spellStart"/>
-            <w:r>
-              <w:rPr>
-                <w:rFonts w:ascii="Times New Roman" w:hAnsi="Times New Roman"/>
-                <w:b/>
-                <w:sz w:val="24"/>
-                <w:szCs w:val="24"/>
-              </w:rPr>
-              <w:t>sản</w:t>
-            </w:r>
-            <w:proofErr w:type="spellEnd"/>
-            <w:r>
-              <w:rPr>
-                <w:rFonts w:ascii="Times New Roman" w:hAnsi="Times New Roman"/>
-                <w:b/>
-                <w:sz w:val="24"/>
-                <w:szCs w:val="24"/>
-              </w:rPr>
-              <w:t xml:space="preserve"> </w:t>
-            </w:r>
-            <w:proofErr w:type="spellStart"/>
-            <w:r>
-              <w:rPr>
-                <w:rFonts w:ascii="Times New Roman" w:hAnsi="Times New Roman"/>
-                <w:b/>
-                <w:sz w:val="24"/>
-                <w:szCs w:val="24"/>
-              </w:rPr>
-              <w:t>xuất</w:t>
-            </w:r>
-            <w:proofErr w:type="spellEnd"/>
-            <w:r>
-              <w:rPr>
-                <w:rFonts w:ascii="Times New Roman" w:hAnsi="Times New Roman"/>
-                <w:b/>
-                <w:sz w:val="24"/>
-                <w:szCs w:val="24"/>
-              </w:rPr>
-              <w:t xml:space="preserve"> </w:t>
+              <w:t xml:space="preserve">Rách sản xuất </w:t>
             </w:r>
           </w:p>
           <w:p>
@@ -1208,7 +914,6 @@
                 <w:szCs w:val="24"/>
               </w:rPr>
             </w:pPr>
-            <w:proofErr w:type="spellStart"/>
             <w:r>
               <w:rPr>
                 <w:rFonts w:ascii="Times New Roman" w:hAnsi="Times New Roman"/>
@@ -1216,29 +921,8 @@
                 <w:sz w:val="24"/>
                 <w:szCs w:val="24"/>
               </w:rPr>
-              <w:t>Rách</w:t>
+              <w:t>Rách trước</w:t>
             </w:r>
-            <w:proofErr w:type="spellEnd"/>
-            <w:r>
-              <w:rPr>
-                <w:rFonts w:ascii="Times New Roman" w:hAnsi="Times New Roman"/>
-                <w:b/>
-                <w:sz w:val="24"/>
-                <w:szCs w:val="24"/>
-              </w:rPr>
-              <w:t xml:space="preserve"> </w:t>
-            </w:r>
-            <w:proofErr w:type="spellStart"/>
-            <w:r>
-              <w:rPr>
-                <w:rFonts w:ascii="Times New Roman" w:hAnsi="Times New Roman"/>
-                <w:b/>
-                <w:sz w:val="24"/>
-                <w:szCs w:val="24"/>
-              </w:rPr>
-              <w:t>trước</w:t>
-            </w:r>
-            <w:proofErr w:type="spellEnd"/>
           </w:p>
           <w:p>
             <w:pPr>
@@ -1288,7 +972,6 @@
                 <w:szCs w:val="24"/>
               </w:rPr>
             </w:pPr>
-            <w:proofErr w:type="spellStart"/>
             <w:r>
               <w:rPr>
                 <w:rFonts w:ascii="Times New Roman" w:hAnsi="Times New Roman"/>
@@ -1298,7 +981,6 @@
               </w:rPr>
               <w:t>Vỏ+lõi</w:t>
             </w:r>
-            <w:proofErr w:type="spellEnd"/>
           </w:p>
           <w:p>
             <w:pPr>
@@ -1348,7 +1030,6 @@
                 <w:szCs w:val="24"/>
               </w:rPr>
             </w:pPr>
-            <w:proofErr w:type="spellStart"/>
             <w:r>
               <w:rPr>
                 <w:rFonts w:ascii="Times New Roman" w:hAnsi="Times New Roman"/>
@@ -1356,69 +1037,8 @@
                 <w:sz w:val="24"/>
                 <w:szCs w:val="24"/>
               </w:rPr>
-              <w:t>Thành</w:t>
+              <w:t>Thành phẩm thực tế</w:t>
             </w:r>
-            <w:proofErr w:type="spellEnd"/>
-            <w:r>
-              <w:rPr>
-                <w:rFonts w:ascii="Times New Roman" w:hAnsi="Times New Roman"/>
-                <w:b/>
-                <w:sz w:val="24"/>
-                <w:szCs w:val="24"/>
-              </w:rPr>
-              <w:t xml:space="preserve"> </w:t>
-            </w:r>
-            <w:proofErr w:type="spellStart"/>
-            <w:r>
-              <w:rPr>
-                <w:rFonts w:ascii="Times New Roman" w:hAnsi="Times New Roman"/>
-                <w:b/>
-                <w:sz w:val="24"/>
-                <w:szCs w:val="24"/>
-              </w:rPr>
-              <w:t>phẩm</w:t>
-            </w:r>
-            <w:proofErr w:type="spellEnd"/>
-            <w:r>
-              <w:rPr>
-                <w:rFonts w:ascii="Times New Roman" w:hAnsi="Times New Roman"/>
-                <w:b/>
-                <w:sz w:val="24"/>
-                <w:szCs w:val="24"/>
-              </w:rPr>
-              <w:t xml:space="preserve"> </w:t>
-            </w:r>
-            <w:proofErr w:type="spellStart"/>
-            <w:r>
-              <w:rPr>
-                <w:rFonts w:ascii="Times New Roman" w:hAnsi="Times New Roman"/>
-                <w:b/>
-                <w:sz w:val="24"/>
-                <w:szCs w:val="24"/>
-              </w:rPr>
-              <w:t>thực</w:t>
-            </w:r>
-            <w:proofErr w:type="spellEnd"/>
-            <w:r>
-              <w:rPr>
-                <w:rFonts w:ascii="Times New Roman" w:hAnsi="Times New Roman"/>
-                <w:b/>
-                <w:sz w:val="24"/>
-                <w:szCs w:val="24"/>
-              </w:rPr>
-              <w:t xml:space="preserve"> </w:t>
-            </w:r>
-            <w:proofErr w:type="spellStart"/>
-            <w:r>
-              <w:rPr>
-                <w:rFonts w:ascii="Times New Roman" w:hAnsi="Times New Roman"/>
-                <w:b/>
-                <w:sz w:val="24"/>
-                <w:szCs w:val="24"/>
-              </w:rPr>
-              <w:t>tế</w:t>
-            </w:r>
-            <w:proofErr w:type="spellEnd"/>
           </w:p>
           <w:p>
             <w:pPr>
@@ -1468,7 +1088,6 @@
                 <w:szCs w:val="24"/>
               </w:rPr>
             </w:pPr>
-            <w:proofErr w:type="spellStart"/>
             <w:r>
               <w:rPr>
                 <w:rFonts w:ascii="Times New Roman" w:hAnsi="Times New Roman"/>
@@ -1476,69 +1095,8 @@
                 <w:sz w:val="24"/>
                 <w:szCs w:val="24"/>
               </w:rPr>
-              <w:t>Định</w:t>
+              <w:t>Định lượng kiểm tra</w:t>
             </w:r>
-            <w:proofErr w:type="spellEnd"/>
-            <w:r>
-              <w:rPr>
-                <w:rFonts w:ascii="Times New Roman" w:hAnsi="Times New Roman"/>
-                <w:b/>
-                <w:sz w:val="24"/>
-                <w:szCs w:val="24"/>
-              </w:rPr>
-              <w:t xml:space="preserve"> </w:t>
-            </w:r>
-            <w:proofErr w:type="spellStart"/>
-            <w:r>
-              <w:rPr>
-                <w:rFonts w:ascii="Times New Roman" w:hAnsi="Times New Roman"/>
-                <w:b/>
-                <w:sz w:val="24"/>
-                <w:szCs w:val="24"/>
-              </w:rPr>
-              <w:t>lượng</w:t>
-            </w:r>
-            <w:proofErr w:type="spellEnd"/>
-            <w:r>
-              <w:rPr>
-                <w:rFonts w:ascii="Times New Roman" w:hAnsi="Times New Roman"/>
-                <w:b/>
-                <w:sz w:val="24"/>
-                <w:szCs w:val="24"/>
-              </w:rPr>
-              <w:t xml:space="preserve"> </w:t>
-            </w:r>
-            <w:proofErr w:type="spellStart"/>
-            <w:r>
-              <w:rPr>
-                <w:rFonts w:ascii="Times New Roman" w:hAnsi="Times New Roman"/>
-                <w:b/>
-                <w:sz w:val="24"/>
-                <w:szCs w:val="24"/>
-              </w:rPr>
-              <w:t>kiểm</w:t>
-            </w:r>
-            <w:proofErr w:type="spellEnd"/>
-            <w:r>
-              <w:rPr>
-                <w:rFonts w:ascii="Times New Roman" w:hAnsi="Times New Roman"/>
-                <w:b/>
-                <w:sz w:val="24"/>
-                <w:szCs w:val="24"/>
-              </w:rPr>
-              <w:t xml:space="preserve"> </w:t>
-            </w:r>
-            <w:proofErr w:type="spellStart"/>
-            <w:r>
-              <w:rPr>
-                <w:rFonts w:ascii="Times New Roman" w:hAnsi="Times New Roman"/>
-                <w:b/>
-                <w:sz w:val="24"/>
-                <w:szCs w:val="24"/>
-              </w:rPr>
-              <w:t>tra</w:t>
-            </w:r>
-            <w:proofErr w:type="spellEnd"/>
           </w:p>
           <w:p>
             <w:pPr>
@@ -1589,7 +1147,6 @@
                 <w:szCs w:val="24"/>
               </w:rPr>
             </w:pPr>
-            <w:proofErr w:type="spellStart"/>
             <w:r>
               <w:rPr>
                 <w:rFonts w:ascii="Times New Roman" w:hAnsi="Times New Roman"/>
@@ -1597,29 +1154,8 @@
                 <w:sz w:val="24"/>
                 <w:szCs w:val="24"/>
               </w:rPr>
-              <w:t>Người</w:t>
+              <w:t>Người xả</w:t>
             </w:r>
-            <w:proofErr w:type="spellEnd"/>
-            <w:r>
-              <w:rPr>
-                <w:rFonts w:ascii="Times New Roman" w:hAnsi="Times New Roman"/>
-                <w:b/>
-                <w:sz w:val="24"/>
-                <w:szCs w:val="24"/>
-              </w:rPr>
-              <w:t xml:space="preserve"> </w:t>
-            </w:r>
-            <w:proofErr w:type="spellStart"/>
-            <w:r>
-              <w:rPr>
-                <w:rFonts w:ascii="Times New Roman" w:hAnsi="Times New Roman"/>
-                <w:b/>
-                <w:sz w:val="24"/>
-                <w:szCs w:val="24"/>
-              </w:rPr>
-              <w:t>xả</w:t>
-            </w:r>
-            <w:proofErr w:type="spellEnd"/>
           </w:p>
           <w:p>
             <w:pPr>
@@ -3949,59 +3485,8 @@
                 <w:i/>
                 <w:lang w:eastAsia="x-none"/>
               </w:rPr>
-              <w:t xml:space="preserve">                       </w:t>
+              <w:t xml:space="preserve">                       Ngày        tháng       năm</w:t>
             </w:r>
-            <w:proofErr w:type="spellStart"/>
-            <w:r>
-              <w:rPr>
-                <w:rFonts w:ascii="Times New Roman" w:hAnsi="Times New Roman"/>
-                <w:b/>
-                <w:i/>
-                <w:lang w:eastAsia="x-none"/>
-              </w:rPr>
-              <w:t>Ngày</w:t>
-            </w:r>
-            <w:proofErr w:type="spellEnd"/>
-            <w:r>
-              <w:rPr>
-                <w:rFonts w:ascii="Times New Roman" w:hAnsi="Times New Roman"/>
-                <w:b/>
-                <w:i/>
-                <w:lang w:eastAsia="x-none"/>
-              </w:rPr>
-              <w:t xml:space="preserve">        </w:t>
-            </w:r>
-            <w:proofErr w:type="spellStart"/>
-            <w:r>
-              <w:rPr>
-                <w:rFonts w:ascii="Times New Roman" w:hAnsi="Times New Roman"/>
-                <w:b/>
-                <w:i/>
-                <w:lang w:eastAsia="x-none"/>
-              </w:rPr>
-              <w:t>tháng</w:t>
-            </w:r>
-            <w:proofErr w:type="spellEnd"/>
-            <w:r>
-              <w:rPr>
-                <w:rFonts w:ascii="Times New Roman" w:hAnsi="Times New Roman"/>
-                <w:b/>
-                <w:i/>
-                <w:lang w:eastAsia="x-none"/>
-              </w:rPr>
-              <w:t xml:space="preserve">       </w:t>
-            </w:r>
-            <w:proofErr w:type="spellStart"/>
-            <w:r>
-              <w:rPr>
-                <w:rFonts w:ascii="Times New Roman" w:hAnsi="Times New Roman"/>
-                <w:b/>
-                <w:i/>
-                <w:lang w:eastAsia="x-none"/>
-              </w:rPr>
-              <w:t>năm</w:t>
-            </w:r>
-            <w:proofErr w:type="spellEnd"/>
           </w:p>
         </w:tc>
       </w:tr>
@@ -4286,7 +3771,6 @@
       <w:pStyle w:val="Footer"/>
       <w:jc w:val="center"/>
     </w:pPr>
-    <w:proofErr w:type="spellStart"/>
     <w:r>
       <w:rPr>
         <w:rFonts w:ascii="Times New Roman" w:hAnsi="Times New Roman"/>
@@ -4294,9 +3778,8 @@
         <w:sz w:val="24"/>
         <w:lang w:val="en-US"/>
       </w:rPr>
-      <w:t>Habeco</w:t>
+      <w:t xml:space="preserve">Habeco-P      </w:t>
     </w:r>
-    <w:proofErr w:type="spellEnd"/>
     <w:r>
       <w:rPr>
         <w:rFonts w:ascii="Times New Roman" w:hAnsi="Times New Roman"/>
@@ -4304,7 +3787,7 @@
         <w:sz w:val="24"/>
         <w:lang w:val="en-US"/>
       </w:rPr>
-      <w:t xml:space="preserve">-P      </w:t>
+      <w:t xml:space="preserve">       </w:t>
     </w:r>
     <w:r>
       <w:rPr>
@@ -4313,7 +3796,7 @@
         <w:sz w:val="24"/>
         <w:lang w:val="en-US"/>
       </w:rPr>
-      <w:t xml:space="preserve">       </w:t>
+      <w:t xml:space="preserve">       Mã hiệu:</w:t>
     </w:r>
     <w:r>
       <w:rPr>
@@ -4322,9 +3805,8 @@
         <w:sz w:val="24"/>
         <w:lang w:val="en-US"/>
       </w:rPr>
-      <w:t xml:space="preserve">       </w:t>
+      <w:t>QT.0</w:t>
     </w:r>
-    <w:proofErr w:type="spellStart"/>
     <w:r>
       <w:rPr>
         <w:rFonts w:ascii="Times New Roman" w:hAnsi="Times New Roman"/>
@@ -4332,9 +3814,8 @@
         <w:sz w:val="24"/>
         <w:lang w:val="en-US"/>
       </w:rPr>
-      <w:t>Mã</w:t>
+      <w:t>1</w:t>
     </w:r>
-    <w:proofErr w:type="spellEnd"/>
     <w:r>
       <w:rPr>
         <w:rFonts w:ascii="Times New Roman" w:hAnsi="Times New Roman"/>
@@ -4342,7 +3823,7 @@
         <w:sz w:val="24"/>
         <w:lang w:val="en-US"/>
       </w:rPr>
-      <w:t xml:space="preserve"> hiệu:</w:t>
+      <w:t>/</w:t>
     </w:r>
     <w:r>
       <w:rPr>
@@ -4351,7 +3832,7 @@
         <w:sz w:val="24"/>
         <w:lang w:val="en-US"/>
       </w:rPr>
-      <w:t>QT.0</w:t>
+      <w:t>HABECO-P-01</w:t>
     </w:r>
     <w:r>
       <w:rPr>
@@ -4360,7 +3841,7 @@
         <w:sz w:val="24"/>
         <w:lang w:val="en-US"/>
       </w:rPr>
-      <w:t>1</w:t>
+      <w:t xml:space="preserve">    </w:t>
     </w:r>
     <w:r>
       <w:rPr>
@@ -4369,7 +3850,7 @@
         <w:sz w:val="24"/>
         <w:lang w:val="en-US"/>
       </w:rPr>
-      <w:t>/</w:t>
+      <w:t xml:space="preserve">               </w:t>
     </w:r>
     <w:r>
       <w:rPr>
@@ -4378,7 +3859,15 @@
         <w:sz w:val="24"/>
         <w:lang w:val="en-US"/>
       </w:rPr>
-      <w:t>HABECO-P-01</w:t>
+      <w:t xml:space="preserve">      </w:t>
+    </w:r>
+    <w:r>
+      <w:rPr>
+        <w:rFonts w:ascii="Times New Roman" w:hAnsi="Times New Roman"/>
+        <w:i/>
+        <w:sz w:val="24"/>
+      </w:rPr>
+      <w:t>Số ban hành:</w:t>
     </w:r>
     <w:r>
       <w:rPr>
@@ -4387,7 +3876,7 @@
         <w:sz w:val="24"/>
         <w:lang w:val="en-US"/>
       </w:rPr>
-      <w:t xml:space="preserve">    </w:t>
+      <w:t xml:space="preserve">   </w:t>
     </w:r>
     <w:r>
       <w:rPr>
@@ -4396,7 +3885,7 @@
         <w:sz w:val="24"/>
         <w:lang w:val="en-US"/>
       </w:rPr>
-      <w:t xml:space="preserve">               </w:t>
+      <w:t xml:space="preserve">  </w:t>
     </w:r>
     <w:r>
       <w:rPr>
@@ -4405,43 +3894,7 @@
         <w:sz w:val="24"/>
         <w:lang w:val="en-US"/>
       </w:rPr>
-      <w:t xml:space="preserve">      </w:t>
-    </w:r>
-    <w:proofErr w:type="spellStart"/>
-    <w:r>
-      <w:rPr>
-        <w:rFonts w:ascii="Times New Roman" w:hAnsi="Times New Roman"/>
-        <w:i/>
-        <w:sz w:val="24"/>
-      </w:rPr>
-      <w:t>Số</w:t>
-    </w:r>
-    <w:proofErr w:type="spellEnd"/>
-    <w:r>
-      <w:rPr>
-        <w:rFonts w:ascii="Times New Roman" w:hAnsi="Times New Roman"/>
-        <w:i/>
-        <w:sz w:val="24"/>
-      </w:rPr>
-      <w:t xml:space="preserve"> ban </w:t>
-    </w:r>
-    <w:proofErr w:type="spellStart"/>
-    <w:r>
-      <w:rPr>
-        <w:rFonts w:ascii="Times New Roman" w:hAnsi="Times New Roman"/>
-        <w:i/>
-        <w:sz w:val="24"/>
-      </w:rPr>
-      <w:t>hành</w:t>
-    </w:r>
-    <w:proofErr w:type="spellEnd"/>
-    <w:r>
-      <w:rPr>
-        <w:rFonts w:ascii="Times New Roman" w:hAnsi="Times New Roman"/>
-        <w:i/>
-        <w:sz w:val="24"/>
-      </w:rPr>
-      <w:t>:</w:t>
+      <w:t>4</w:t>
     </w:r>
     <w:r>
       <w:rPr>
@@ -4450,7 +3903,7 @@
         <w:sz w:val="24"/>
         <w:lang w:val="en-US"/>
       </w:rPr>
-      <w:t xml:space="preserve">   </w:t>
+      <w:t xml:space="preserve"> / </w:t>
     </w:r>
     <w:r>
       <w:rPr>
@@ -4459,7 +3912,7 @@
         <w:sz w:val="24"/>
         <w:lang w:val="en-US"/>
       </w:rPr>
-      <w:t xml:space="preserve">  </w:t>
+      <w:t>0</w:t>
     </w:r>
     <w:r>
       <w:rPr>
@@ -4468,7 +3921,15 @@
         <w:sz w:val="24"/>
         <w:lang w:val="en-US"/>
       </w:rPr>
-      <w:t>4</w:t>
+      <w:t xml:space="preserve">   </w:t>
+    </w:r>
+    <w:r>
+      <w:rPr>
+        <w:rFonts w:ascii="Times New Roman" w:hAnsi="Times New Roman"/>
+        <w:i/>
+        <w:sz w:val="24"/>
+      </w:rPr>
+      <w:t xml:space="preserve">           </w:t>
     </w:r>
     <w:r>
       <w:rPr>
@@ -4477,68 +3938,15 @@
         <w:sz w:val="24"/>
         <w:lang w:val="en-US"/>
       </w:rPr>
-      <w:t xml:space="preserve"> / </w:t>
+      <w:t xml:space="preserve">   </w:t>
     </w:r>
     <w:r>
       <w:rPr>
         <w:rFonts w:ascii="Times New Roman" w:hAnsi="Times New Roman"/>
         <w:i/>
         <w:sz w:val="24"/>
-        <w:lang w:val="en-US"/>
-      </w:rPr>
-      <w:t>0</w:t>
-    </w:r>
-    <w:r>
-      <w:rPr>
-        <w:rFonts w:ascii="Times New Roman" w:hAnsi="Times New Roman"/>
-        <w:i/>
-        <w:sz w:val="24"/>
-        <w:lang w:val="en-US"/>
-      </w:rPr>
-      <w:t xml:space="preserve">   </w:t>
-    </w:r>
-    <w:r>
-      <w:rPr>
-        <w:rFonts w:ascii="Times New Roman" w:hAnsi="Times New Roman"/>
-        <w:i/>
-        <w:sz w:val="24"/>
-      </w:rPr>
-      <w:t xml:space="preserve">           </w:t>
-    </w:r>
-    <w:r>
-      <w:rPr>
-        <w:rFonts w:ascii="Times New Roman" w:hAnsi="Times New Roman"/>
-        <w:i/>
-        <w:sz w:val="24"/>
-        <w:lang w:val="en-US"/>
-      </w:rPr>
-      <w:t xml:space="preserve">   </w:t>
-    </w:r>
-    <w:r>
-      <w:rPr>
-        <w:rFonts w:ascii="Times New Roman" w:hAnsi="Times New Roman"/>
-        <w:i/>
-        <w:sz w:val="24"/>
-      </w:rPr>
-      <w:t xml:space="preserve">   </w:t>
-    </w:r>
-    <w:proofErr w:type="spellStart"/>
-    <w:r>
-      <w:rPr>
-        <w:rFonts w:ascii="Times New Roman" w:hAnsi="Times New Roman"/>
-        <w:i/>
-        <w:sz w:val="24"/>
-      </w:rPr>
-      <w:t>Ngày</w:t>
-    </w:r>
-    <w:proofErr w:type="spellEnd"/>
-    <w:r>
-      <w:rPr>
-        <w:rFonts w:ascii="Times New Roman" w:hAnsi="Times New Roman"/>
-        <w:i/>
-        <w:sz w:val="24"/>
-      </w:rPr>
-      <w:t xml:space="preserve">     </w:t>
+      </w:rPr>
+      <w:t xml:space="preserve">   Ngày     </w:t>
     </w:r>
     <w:r>
       <w:rPr>
